--- a/public/uploads/contracts/draft-9.docx
+++ b/public/uploads/contracts/draft-9.docx
@@ -51,24 +51,24 @@
           <w:szCs w:val="28"/>
           <w:lang w:val="uz-Cyrl-UZ"/>
         </w:rPr>
-        <w:t xml:space="preserve">2026 йил 30-июн          А-26-XA5GR-сон                                        Тошкент шаҳри ш.</w:t>
-      </w:r>
-    </w:p>
-    <w:p/>
-    <w:p>
-      <w:pPr>
-        <w:spacing w:after="0" w:line="240" w:lineRule="auto"/>
-        <w:ind w:firstLine="851"/>
-        <w:jc w:val="both"/>
-      </w:pPr>
-      <w:r>
-        <w:rPr>
-          <w:rFonts w:ascii="Times New Roman" w:hAnsi="Times New Roman" w:cs="Times New Roman"/>
-          <w:sz w:val="28"/>
-          <w:szCs w:val="28"/>
-          <w:lang w:val="uz-Cyrl-UZ"/>
-        </w:rPr>
-        <w:t xml:space="preserve">Кейинги ўринларда “Ижарага берувчи” деб номланадиган Тошкент шаҳар ҳокимияти томонидан ва кейинги ўринларда “Ижарага олувчи” деб номланадиган Полатов Бойсун Ғозиевич («CITY CAFE» ЯТТ) томонидан мазкур шартномани Ўзбекистон Республикаси Ягона интерактив давлат хизматлари портали орқали 2026 йил 30-июн да келиб тушган А-26-XA5GR-сон аризага биноан тузди.</w:t>
+        <w:t xml:space="preserve">2026 йил 30-июн          А-26-LIFIS-сон                                        Тошкент шаҳри ш.</w:t>
+      </w:r>
+    </w:p>
+    <w:p/>
+    <w:p>
+      <w:pPr>
+        <w:spacing w:after="0" w:line="240" w:lineRule="auto"/>
+        <w:ind w:firstLine="851"/>
+        <w:jc w:val="both"/>
+      </w:pPr>
+      <w:r>
+        <w:rPr>
+          <w:rFonts w:ascii="Times New Roman" w:hAnsi="Times New Roman" w:cs="Times New Roman"/>
+          <w:sz w:val="28"/>
+          <w:szCs w:val="28"/>
+          <w:lang w:val="uz-Cyrl-UZ"/>
+        </w:rPr>
+        <w:t xml:space="preserve">Кейинги ўринларда “Ижарага берувчи” деб номланадиган Тошкент шаҳар ҳокимияти томонидан ва кейинги ўринларда “Ижарага олувчи” деб номланадиган Саидова Гулнора («CITY CAFE» ЯТТ) томонидан мазкур шартномани Ўзбекистон Республикаси Ягона интерактив давлат хизматлари портали орқали 2026 йил 30-июн да келиб тушган А-26-LIFIS-сон аризага биноан тузди.</w:t>
       </w:r>
     </w:p>
     <w:p/>
@@ -120,7 +120,7 @@
           <w:szCs w:val="28"/>
           <w:lang w:val="uz-Cyrl-UZ"/>
         </w:rPr>
-        <w:t xml:space="preserve">1.2. Ижарага берувчи ер участкасини 2026 йил 30-июн дан 1 (бир) йил муддатга ижарага беради, Ижарага олувчи эса ўзига тегишли бўлган Тошкент шаҳрининг Мирзо-Улуғбек туманидаги Мирзо-Улуғбек тумани, Ибн Сино кўчаси, №20 манзилда жойлашган «CITY CAFE» ЯТТ объекти (ер участкаси)га туташ ҳудуддаги кейинчалик “Ер участкаси” деб номланувчи 48 кв.м ер майдонни Кафе фаолиятини ташкил этиш учун ижарага олади.</w:t>
+        <w:t xml:space="preserve">1.2. Ижарага берувчи ер участкасини 2026 йил 30-июн дан 1 (бир) йил муддатга ижарага беради, Ижарага олувчи эса ўзига тегишли бўлган Тошкент шаҳрининг Мирзо-Улуғбек туманидаги Мирзо-Улуғбек тумани, Тахтапул кўчаси, №85 манзилда жойлашган «CITY CAFE» ЯТТ объекти (ер участкаси)га туташ ҳудуддаги кейинчалик “Ер участкаси” деб номланувчи 52 кв.м ер майдонни Кафе фаолиятини ташкил этиш учун ижарага олади.</w:t>
       </w:r>
     </w:p>
     <w:p/>
@@ -257,24 +257,24 @@
           <w:szCs w:val="28"/>
           <w:lang w:val="uz-Cyrl-UZ"/>
         </w:rPr>
-        <w:t xml:space="preserve">2.5. Ер участкаси тадбиркорлик фаолиятини амалга ошириш учун берилади ва қуйидаги мақсадда фойдаланилади: Савдо сотиқ.</w:t>
-      </w:r>
-    </w:p>
-    <w:p/>
-    <w:p>
-      <w:pPr>
-        <w:spacing w:after="0" w:line="240" w:lineRule="auto"/>
-        <w:ind w:firstLine="851"/>
-        <w:jc w:val="both"/>
-      </w:pPr>
-      <w:r>
-        <w:rPr>
-          <w:rFonts w:ascii="Times New Roman" w:hAnsi="Times New Roman" w:cs="Times New Roman"/>
-          <w:sz w:val="28"/>
-          <w:szCs w:val="28"/>
-          <w:lang w:val="uz-Cyrl-UZ"/>
-        </w:rPr>
-        <w:t xml:space="preserve">2.6. Объект жойлашган кўча тури: Гастрономик кўча. Кадастр рақами: 10:11:01:05:01:0108.</w:t>
+        <w:t xml:space="preserve">2.5. Ер участкаси тадбиркорлик фаолиятини амалга ошириш учун берилади ва қуйидаги мақсадда фойдаланилади: Умумий овқатланиш.</w:t>
+      </w:r>
+    </w:p>
+    <w:p/>
+    <w:p>
+      <w:pPr>
+        <w:spacing w:after="0" w:line="240" w:lineRule="auto"/>
+        <w:ind w:firstLine="851"/>
+        <w:jc w:val="both"/>
+      </w:pPr>
+      <w:r>
+        <w:rPr>
+          <w:rFonts w:ascii="Times New Roman" w:hAnsi="Times New Roman" w:cs="Times New Roman"/>
+          <w:sz w:val="28"/>
+          <w:szCs w:val="28"/>
+          <w:lang w:val="uz-Cyrl-UZ"/>
+        </w:rPr>
+        <w:t xml:space="preserve">2.6. Объект жойлашган кўча тури: Оддий кўча. Кадастр рақами: 10:11:09:09:03:0108.</w:t>
       </w:r>
     </w:p>
     <w:p/>
@@ -343,7 +343,7 @@
           <w:szCs w:val="28"/>
           <w:lang w:val="uz-Cyrl-UZ"/>
         </w:rPr>
-        <w:t xml:space="preserve">3.3. Ер участкаси учун йиллик ижара тўлови 25 920 000 сўмни ташкил этади ва йиллик ижара тўлов суммасининг тенг миқдорга бўлган ҳолда ҳар ойда (ойлик 2 160 000 сўм) амалга оширилади.</w:t>
+        <w:t xml:space="preserve">3.3. Ер участкаси учун йиллик ижара тўлови 28 080 000 сўмни ташкил этади ва йиллик ижара тўлов суммасининг тенг миқдорга бўлган ҳолда ҳар ойда (ойлик 2 340 000 сўм) амалга оширилади.</w:t>
       </w:r>
     </w:p>
     <w:p/>
@@ -1218,37 +1218,37 @@
                 <w:szCs w:val="28"/>
                 <w:lang w:val="uz-Cyrl-UZ"/>
               </w:rPr>
-              <w:t xml:space="preserve">ФИО: Полатов Бойсун Ғозиевич</w:t>
-            </w:r>
-          </w:p>
-          <w:p>
-            <w:pPr>
-              <w:jc w:val="center"/>
-              <w:spacing w:after="20"/>
-            </w:pPr>
-            <w:r>
-              <w:rPr>
-                <w:rFonts w:ascii="Times New Roman" w:hAnsi="Times New Roman" w:cs="Times New Roman"/>
-                <w:sz w:val="28"/>
-                <w:szCs w:val="28"/>
-                <w:lang w:val="uz-Cyrl-UZ"/>
-              </w:rPr>
-              <w:t xml:space="preserve">Манзил: Мирзо-Улуғбек тумани, Ибн Сино кўчаси, №20</w:t>
-            </w:r>
-          </w:p>
-          <w:p>
-            <w:pPr>
-              <w:jc w:val="center"/>
-              <w:spacing w:after="20"/>
-            </w:pPr>
-            <w:r>
-              <w:rPr>
-                <w:rFonts w:ascii="Times New Roman" w:hAnsi="Times New Roman" w:cs="Times New Roman"/>
-                <w:sz w:val="28"/>
-                <w:szCs w:val="28"/>
-                <w:lang w:val="uz-Cyrl-UZ"/>
-              </w:rPr>
-              <w:t xml:space="preserve">СТИР (ЖШШИР): 31234567890123</w:t>
+              <w:t xml:space="preserve">ФИО: Саидова Гулнора</w:t>
+            </w:r>
+          </w:p>
+          <w:p>
+            <w:pPr>
+              <w:jc w:val="center"/>
+              <w:spacing w:after="20"/>
+            </w:pPr>
+            <w:r>
+              <w:rPr>
+                <w:rFonts w:ascii="Times New Roman" w:hAnsi="Times New Roman" w:cs="Times New Roman"/>
+                <w:sz w:val="28"/>
+                <w:szCs w:val="28"/>
+                <w:lang w:val="uz-Cyrl-UZ"/>
+              </w:rPr>
+              <w:t xml:space="preserve">Манзил: Мирзо-Улуғбек тумани, Тахтапул кўчаси, №85</w:t>
+            </w:r>
+          </w:p>
+          <w:p>
+            <w:pPr>
+              <w:jc w:val="center"/>
+              <w:spacing w:after="20"/>
+            </w:pPr>
+            <w:r>
+              <w:rPr>
+                <w:rFonts w:ascii="Times New Roman" w:hAnsi="Times New Roman" w:cs="Times New Roman"/>
+                <w:sz w:val="28"/>
+                <w:szCs w:val="28"/>
+                <w:lang w:val="uz-Cyrl-UZ"/>
+              </w:rPr>
+              <w:t xml:space="preserve">СТИР (ЖШШИР): 30000000088888</w:t>
             </w:r>
           </w:p>
           <w:p>

--- a/public/uploads/contracts/draft-9.docx
+++ b/public/uploads/contracts/draft-9.docx
@@ -51,24 +51,24 @@
           <w:szCs w:val="28"/>
           <w:lang w:val="uz-Cyrl-UZ"/>
         </w:rPr>
-        <w:t xml:space="preserve">2026 йил 30-июн          А-26-LIFIS-сон                                        Тошкент шаҳри ш.</w:t>
-      </w:r>
-    </w:p>
-    <w:p/>
-    <w:p>
-      <w:pPr>
-        <w:spacing w:after="0" w:line="240" w:lineRule="auto"/>
-        <w:ind w:firstLine="851"/>
-        <w:jc w:val="both"/>
-      </w:pPr>
-      <w:r>
-        <w:rPr>
-          <w:rFonts w:ascii="Times New Roman" w:hAnsi="Times New Roman" w:cs="Times New Roman"/>
-          <w:sz w:val="28"/>
-          <w:szCs w:val="28"/>
-          <w:lang w:val="uz-Cyrl-UZ"/>
-        </w:rPr>
-        <w:t xml:space="preserve">Кейинги ўринларда “Ижарага берувчи” деб номланадиган Тошкент шаҳар ҳокимияти томонидан ва кейинги ўринларда “Ижарага олувчи” деб номланадиган Саидова Гулнора («CITY CAFE» ЯТТ) томонидан мазкур шартномани Ўзбекистон Республикаси Ягона интерактив давлат хизматлари портали орқали 2026 йил 30-июн да келиб тушган А-26-LIFIS-сон аризага биноан тузди.</w:t>
+        <w:t xml:space="preserve">2026 йил 1-июл          А-26-UTLOH-сон                                        Тошкент шаҳри ш.</w:t>
+      </w:r>
+    </w:p>
+    <w:p/>
+    <w:p>
+      <w:pPr>
+        <w:spacing w:after="0" w:line="240" w:lineRule="auto"/>
+        <w:ind w:firstLine="851"/>
+        <w:jc w:val="both"/>
+      </w:pPr>
+      <w:r>
+        <w:rPr>
+          <w:rFonts w:ascii="Times New Roman" w:hAnsi="Times New Roman" w:cs="Times New Roman"/>
+          <w:sz w:val="28"/>
+          <w:szCs w:val="28"/>
+          <w:lang w:val="uz-Cyrl-UZ"/>
+        </w:rPr>
+        <w:t xml:space="preserve">Кейинги ўринларда “Ижарага берувчи” деб номланадиган Тошкент шаҳар ҳокимияти томонидан ва кейинги ўринларда “Ижарага олувчи” деб номланадиган Набиев Жамшид («CITY CAFE» ЯТТ) томонидан мазкур шартномани Ўзбекистон Республикаси Ягона интерактив давлат хизматлари портали орқали 2026 йил 1-июл да келиб тушган А-26-UTLOH-сон аризага биноан тузди.</w:t>
       </w:r>
     </w:p>
     <w:p/>
@@ -120,7 +120,7 @@
           <w:szCs w:val="28"/>
           <w:lang w:val="uz-Cyrl-UZ"/>
         </w:rPr>
-        <w:t xml:space="preserve">1.2. Ижарага берувчи ер участкасини 2026 йил 30-июн дан 1 (бир) йил муддатга ижарага беради, Ижарага олувчи эса ўзига тегишли бўлган Тошкент шаҳрининг Мирзо-Улуғбек туманидаги Мирзо-Улуғбек тумани, Тахтапул кўчаси, №85 манзилда жойлашган «CITY CAFE» ЯТТ объекти (ер участкаси)га туташ ҳудуддаги кейинчалик “Ер участкаси” деб номланувчи 52 кв.м ер майдонни Кафе фаолиятини ташкил этиш учун ижарага олади.</w:t>
+        <w:t xml:space="preserve">1.2. Ижарага берувчи ер участкасини 2026 йил 1-июл дан 1 (бир) йил муддатга ижарага беради, Ижарага олувчи эса ўзига тегишли бўлган Тошкент шаҳрининг Мирзо-Улуғбек туманидаги Мирзо-Улуғбек тумани, Регистон кўчаси, №90 манзилда жойлашган «CITY CAFE» ЯТТ объекти (ер участкаси)га туташ ҳудуддаги кейинчалик “Ер участкаси” деб номланувчи 44 кв.м ер майдонни Кафе фаолиятини ташкил этиш учун ижарага олади.</w:t>
       </w:r>
     </w:p>
     <w:p/>
@@ -274,7 +274,7 @@
           <w:szCs w:val="28"/>
           <w:lang w:val="uz-Cyrl-UZ"/>
         </w:rPr>
-        <w:t xml:space="preserve">2.6. Объект жойлашган кўча тури: Оддий кўча. Кадастр рақами: 10:11:09:09:03:0108.</w:t>
+        <w:t xml:space="preserve">2.6. Объект жойлашган кўча тури: Оддий кўча. Кадастр рақами: 10:11:06:04:04:0108.</w:t>
       </w:r>
     </w:p>
     <w:p/>
@@ -343,7 +343,7 @@
           <w:szCs w:val="28"/>
           <w:lang w:val="uz-Cyrl-UZ"/>
         </w:rPr>
-        <w:t xml:space="preserve">3.3. Ер участкаси учун йиллик ижара тўлови 28 080 000 сўмни ташкил этади ва йиллик ижара тўлов суммасининг тенг миқдорга бўлган ҳолда ҳар ойда (ойлик 2 340 000 сўм) амалга оширилади.</w:t>
+        <w:t xml:space="preserve">3.3. Ер участкаси учун йиллик ижара тўлови 23 760 000 сўмни ташкил этади ва йиллик ижара тўлов суммасининг тенг миқдорга бўлган ҳолда ҳар ойда (ойлик 1 980 000 сўм) амалга оширилади.</w:t>
       </w:r>
     </w:p>
     <w:p/>
@@ -1218,37 +1218,37 @@
                 <w:szCs w:val="28"/>
                 <w:lang w:val="uz-Cyrl-UZ"/>
               </w:rPr>
-              <w:t xml:space="preserve">ФИО: Саидова Гулнора</w:t>
-            </w:r>
-          </w:p>
-          <w:p>
-            <w:pPr>
-              <w:jc w:val="center"/>
-              <w:spacing w:after="20"/>
-            </w:pPr>
-            <w:r>
-              <w:rPr>
-                <w:rFonts w:ascii="Times New Roman" w:hAnsi="Times New Roman" w:cs="Times New Roman"/>
-                <w:sz w:val="28"/>
-                <w:szCs w:val="28"/>
-                <w:lang w:val="uz-Cyrl-UZ"/>
-              </w:rPr>
-              <w:t xml:space="preserve">Манзил: Мирзо-Улуғбек тумани, Тахтапул кўчаси, №85</w:t>
-            </w:r>
-          </w:p>
-          <w:p>
-            <w:pPr>
-              <w:jc w:val="center"/>
-              <w:spacing w:after="20"/>
-            </w:pPr>
-            <w:r>
-              <w:rPr>
-                <w:rFonts w:ascii="Times New Roman" w:hAnsi="Times New Roman" w:cs="Times New Roman"/>
-                <w:sz w:val="28"/>
-                <w:szCs w:val="28"/>
-                <w:lang w:val="uz-Cyrl-UZ"/>
-              </w:rPr>
-              <w:t xml:space="preserve">СТИР (ЖШШИР): 30000000088888</w:t>
+              <w:t xml:space="preserve">ФИО: Набиев Жамшид</w:t>
+            </w:r>
+          </w:p>
+          <w:p>
+            <w:pPr>
+              <w:jc w:val="center"/>
+              <w:spacing w:after="20"/>
+            </w:pPr>
+            <w:r>
+              <w:rPr>
+                <w:rFonts w:ascii="Times New Roman" w:hAnsi="Times New Roman" w:cs="Times New Roman"/>
+                <w:sz w:val="28"/>
+                <w:szCs w:val="28"/>
+                <w:lang w:val="uz-Cyrl-UZ"/>
+              </w:rPr>
+              <w:t xml:space="preserve">Манзил: Мирзо-Улуғбек тумани, Регистон кўчаси, №90</w:t>
+            </w:r>
+          </w:p>
+          <w:p>
+            <w:pPr>
+              <w:jc w:val="center"/>
+              <w:spacing w:after="20"/>
+            </w:pPr>
+            <w:r>
+              <w:rPr>
+                <w:rFonts w:ascii="Times New Roman" w:hAnsi="Times New Roman" w:cs="Times New Roman"/>
+                <w:sz w:val="28"/>
+                <w:szCs w:val="28"/>
+                <w:lang w:val="uz-Cyrl-UZ"/>
+              </w:rPr>
+              <w:t xml:space="preserve">СТИР (ЖШШИР): 30000000055555</w:t>
             </w:r>
           </w:p>
           <w:p>

--- a/public/uploads/contracts/draft-9.docx
+++ b/public/uploads/contracts/draft-9.docx
@@ -51,24 +51,24 @@
           <w:szCs w:val="28"/>
           <w:lang w:val="uz-Cyrl-UZ"/>
         </w:rPr>
-        <w:t xml:space="preserve">2026 йил 1-июл          А-26-UTLOH-сон                                        Тошкент шаҳри ш.</w:t>
-      </w:r>
-    </w:p>
-    <w:p/>
-    <w:p>
-      <w:pPr>
-        <w:spacing w:after="0" w:line="240" w:lineRule="auto"/>
-        <w:ind w:firstLine="851"/>
-        <w:jc w:val="both"/>
-      </w:pPr>
-      <w:r>
-        <w:rPr>
-          <w:rFonts w:ascii="Times New Roman" w:hAnsi="Times New Roman" w:cs="Times New Roman"/>
-          <w:sz w:val="28"/>
-          <w:szCs w:val="28"/>
-          <w:lang w:val="uz-Cyrl-UZ"/>
-        </w:rPr>
-        <w:t xml:space="preserve">Кейинги ўринларда “Ижарага берувчи” деб номланадиган Тошкент шаҳар ҳокимияти томонидан ва кейинги ўринларда “Ижарага олувчи” деб номланадиган Набиев Жамшид («CITY CAFE» ЯТТ) томонидан мазкур шартномани Ўзбекистон Республикаси Ягона интерактив давлат хизматлари портали орқали 2026 йил 1-июл да келиб тушган А-26-UTLOH-сон аризага биноан тузди.</w:t>
+        <w:t xml:space="preserve">2026 йил 1-июл          А-26-EU8OU-сон                                        Тошкент шаҳри ш.</w:t>
+      </w:r>
+    </w:p>
+    <w:p/>
+    <w:p>
+      <w:pPr>
+        <w:spacing w:after="0" w:line="240" w:lineRule="auto"/>
+        <w:ind w:firstLine="851"/>
+        <w:jc w:val="both"/>
+      </w:pPr>
+      <w:r>
+        <w:rPr>
+          <w:rFonts w:ascii="Times New Roman" w:hAnsi="Times New Roman" w:cs="Times New Roman"/>
+          <w:sz w:val="28"/>
+          <w:szCs w:val="28"/>
+          <w:lang w:val="uz-Cyrl-UZ"/>
+        </w:rPr>
+        <w:t xml:space="preserve">Кейинги ўринларда “Ижарага берувчи” деб номланадиган Тошкент шаҳар ҳокимияти томонидан ва кейинги ўринларда “Ижарага олувчи” деб номланадиган Юлдашева Малика («CITY CAFE» ЯТТ) томонидан мазкур шартномани Ўзбекистон Республикаси Ягона интерактив давлат хизматлари портали орқали 2026 йил 1-июл да келиб тушган А-26-EU8OU-сон аризага биноан тузди.</w:t>
       </w:r>
     </w:p>
     <w:p/>
@@ -120,7 +120,7 @@
           <w:szCs w:val="28"/>
           <w:lang w:val="uz-Cyrl-UZ"/>
         </w:rPr>
-        <w:t xml:space="preserve">1.2. Ижарага берувчи ер участкасини 2026 йил 1-июл дан 1 (бир) йил муддатга ижарага беради, Ижарага олувчи эса ўзига тегишли бўлган Тошкент шаҳрининг Мирзо-Улуғбек туманидаги Мирзо-Улуғбек тумани, Регистон кўчаси, №90 манзилда жойлашган «CITY CAFE» ЯТТ объекти (ер участкаси)га туташ ҳудуддаги кейинчалик “Ер участкаси” деб номланувчи 44 кв.м ер майдонни Кафе фаолиятини ташкил этиш учун ижарага олади.</w:t>
+        <w:t xml:space="preserve">1.2. Ижарага берувчи ер участкасини 2026 йил 1-июл дан 1 (бир) йил муддатга ижарага беради, Ижарага олувчи эса ўзига тегишли бўлган Тошкент шаҳрининг Мирзо-Улуғбек туманидаги Мирзо-Улуғбек тумани, Олмазор кўчаси, №111 манзилда жойлашган «CITY CAFE» ЯТТ объекти (ер участкаси)га туташ ҳудуддаги кейинчалик “Ер участкаси” деб номланувчи 52 кв.м ер майдонни Умумий овқатланиш фаолиятини ташкил этиш учун ижарага олади.</w:t>
       </w:r>
     </w:p>
     <w:p/>
@@ -257,24 +257,24 @@
           <w:szCs w:val="28"/>
           <w:lang w:val="uz-Cyrl-UZ"/>
         </w:rPr>
-        <w:t xml:space="preserve">2.5. Ер участкаси тадбиркорлик фаолиятини амалга ошириш учун берилади ва қуйидаги мақсадда фойдаланилади: Умумий овқатланиш.</w:t>
-      </w:r>
-    </w:p>
-    <w:p/>
-    <w:p>
-      <w:pPr>
-        <w:spacing w:after="0" w:line="240" w:lineRule="auto"/>
-        <w:ind w:firstLine="851"/>
-        <w:jc w:val="both"/>
-      </w:pPr>
-      <w:r>
-        <w:rPr>
-          <w:rFonts w:ascii="Times New Roman" w:hAnsi="Times New Roman" w:cs="Times New Roman"/>
-          <w:sz w:val="28"/>
-          <w:szCs w:val="28"/>
-          <w:lang w:val="uz-Cyrl-UZ"/>
-        </w:rPr>
-        <w:t xml:space="preserve">2.6. Объект жойлашган кўча тури: Оддий кўча. Кадастр рақами: 10:11:06:04:04:0108.</w:t>
+        <w:t xml:space="preserve">2.5. Ер участкаси тадбиркорлик фаолиятини амалга ошириш учун берилади ва қуйидаги мақсадда фойдаланилади: Хизмат.</w:t>
+      </w:r>
+    </w:p>
+    <w:p/>
+    <w:p>
+      <w:pPr>
+        <w:spacing w:after="0" w:line="240" w:lineRule="auto"/>
+        <w:ind w:firstLine="851"/>
+        <w:jc w:val="both"/>
+      </w:pPr>
+      <w:r>
+        <w:rPr>
+          <w:rFonts w:ascii="Times New Roman" w:hAnsi="Times New Roman" w:cs="Times New Roman"/>
+          <w:sz w:val="28"/>
+          <w:szCs w:val="28"/>
+          <w:lang w:val="uz-Cyrl-UZ"/>
+        </w:rPr>
+        <w:t xml:space="preserve">2.6. Объект жойлашган кўча тури: Шох (магистрал). Кадастр рақами: 10:11:01:09:07:0108.</w:t>
       </w:r>
     </w:p>
     <w:p/>
@@ -343,7 +343,7 @@
           <w:szCs w:val="28"/>
           <w:lang w:val="uz-Cyrl-UZ"/>
         </w:rPr>
-        <w:t xml:space="preserve">3.3. Ер участкаси учун йиллик ижара тўлови 23 760 000 сўмни ташкил этади ва йиллик ижара тўлов суммасининг тенг миқдорга бўлган ҳолда ҳар ойда (ойлик 1 980 000 сўм) амалга оширилади.</w:t>
+        <w:t xml:space="preserve">3.3. Ер участкаси учун йиллик ижара тўлови 28 080 000 сўмни ташкил этади ва йиллик ижара тўлов суммасининг тенг миқдорга бўлган ҳолда ҳар ойда (ойлик 2 340 000 сўм) амалга оширилади.</w:t>
       </w:r>
     </w:p>
     <w:p/>
@@ -1218,7 +1218,7 @@
                 <w:szCs w:val="28"/>
                 <w:lang w:val="uz-Cyrl-UZ"/>
               </w:rPr>
-              <w:t xml:space="preserve">ФИО: Набиев Жамшид</w:t>
+              <w:t xml:space="preserve">ФИО: Юлдашева Малика</w:t>
             </w:r>
           </w:p>
           <w:p>
@@ -1233,7 +1233,7 @@
                 <w:szCs w:val="28"/>
                 <w:lang w:val="uz-Cyrl-UZ"/>
               </w:rPr>
-              <w:t xml:space="preserve">Манзил: Мирзо-Улуғбек тумани, Регистон кўчаси, №90</w:t>
+              <w:t xml:space="preserve">Манзил: Мирзо-Улуғбек тумани, Олмазор кўчаси, №111</w:t>
             </w:r>
           </w:p>
           <w:p>
@@ -1248,7 +1248,7 @@
                 <w:szCs w:val="28"/>
                 <w:lang w:val="uz-Cyrl-UZ"/>
               </w:rPr>
-              <w:t xml:space="preserve">СТИР (ЖШШИР): 30000000055555</w:t>
+              <w:t xml:space="preserve">СТИР (ЖШШИР): 30000000033333</w:t>
             </w:r>
           </w:p>
           <w:p>
@@ -1294,6 +1294,661 @@
                 <w:lang w:val="uz-Cyrl-UZ"/>
               </w:rPr>
               <w:t xml:space="preserve">Имзо: ____________</w:t>
+            </w:r>
+          </w:p>
+        </w:tc>
+      </w:tr>
+    </w:tbl>
+    <w:p>
+      <w:r>
+        <w:br w:type="page"/>
+      </w:r>
+    </w:p>
+    <w:p>
+      <w:pPr>
+        <w:spacing w:before="120" w:after="120" w:line="240" w:lineRule="auto"/>
+        <w:jc w:val="center"/>
+      </w:pPr>
+      <w:r>
+        <w:rPr>
+          <w:rFonts w:ascii="Times New Roman" w:hAnsi="Times New Roman" w:cs="Times New Roman"/>
+          <w:b/>
+          <w:bCs/>
+          <w:sz w:val="28"/>
+          <w:szCs w:val="28"/>
+          <w:lang w:val="uz-Cyrl-UZ"/>
+        </w:rPr>
+        <w:t xml:space="preserve">2026-йил “____” __________даги</w:t>
+      </w:r>
+    </w:p>
+    <w:p>
+      <w:pPr>
+        <w:spacing w:before="120" w:after="120" w:line="240" w:lineRule="auto"/>
+        <w:jc w:val="center"/>
+      </w:pPr>
+      <w:r>
+        <w:rPr>
+          <w:rFonts w:ascii="Times New Roman" w:hAnsi="Times New Roman" w:cs="Times New Roman"/>
+          <w:b/>
+          <w:bCs/>
+          <w:sz w:val="28"/>
+          <w:szCs w:val="28"/>
+          <w:lang w:val="uz-Cyrl-UZ"/>
+        </w:rPr>
+        <w:t xml:space="preserve">ART-2026-A-9-сонли шартномага</w:t>
+      </w:r>
+    </w:p>
+    <w:p>
+      <w:pPr>
+        <w:spacing w:before="120" w:after="120" w:line="240" w:lineRule="auto"/>
+        <w:jc w:val="center"/>
+      </w:pPr>
+      <w:r>
+        <w:rPr>
+          <w:rFonts w:ascii="Times New Roman" w:hAnsi="Times New Roman" w:cs="Times New Roman"/>
+          <w:b/>
+          <w:bCs/>
+          <w:sz w:val="28"/>
+          <w:szCs w:val="28"/>
+          <w:lang w:val="uz-Cyrl-UZ"/>
+        </w:rPr>
+        <w:t xml:space="preserve">ИЛОВА</w:t>
+      </w:r>
+    </w:p>
+    <w:p/>
+    <w:p>
+      <w:pPr>
+        <w:spacing w:before="120" w:after="120" w:line="240" w:lineRule="auto"/>
+        <w:jc w:val="center"/>
+      </w:pPr>
+      <w:r>
+        <w:rPr>
+          <w:rFonts w:ascii="Times New Roman" w:hAnsi="Times New Roman" w:cs="Times New Roman"/>
+          <w:b/>
+          <w:bCs/>
+          <w:sz w:val="28"/>
+          <w:szCs w:val="28"/>
+          <w:lang w:val="uz-Cyrl-UZ"/>
+        </w:rPr>
+        <w:t xml:space="preserve">Йиғимнинг қолган 80% тўлаш</w:t>
+      </w:r>
+    </w:p>
+    <w:p>
+      <w:pPr>
+        <w:spacing w:before="120" w:after="120" w:line="240" w:lineRule="auto"/>
+        <w:jc w:val="center"/>
+      </w:pPr>
+      <w:r>
+        <w:rPr>
+          <w:rFonts w:ascii="Times New Roman" w:hAnsi="Times New Roman" w:cs="Times New Roman"/>
+          <w:b/>
+          <w:bCs/>
+          <w:sz w:val="28"/>
+          <w:szCs w:val="28"/>
+          <w:lang w:val="uz-Cyrl-UZ"/>
+        </w:rPr>
+        <w:t xml:space="preserve">РЕЖА ЖАДВАЛИ</w:t>
+      </w:r>
+    </w:p>
+    <w:tbl>
+      <w:tblPr>
+        <w:tblW w:w="9000" w:type="dxa"/>
+        <w:tblBorders>
+          <w:top w:val="single" w:sz="6"/>
+          <w:left w:val="single" w:sz="6"/>
+          <w:bottom w:val="single" w:sz="6"/>
+          <w:right w:val="single" w:sz="6"/>
+          <w:insideH w:val="single" w:sz="6"/>
+          <w:insideV w:val="single" w:sz="6"/>
+        </w:tblBorders>
+      </w:tblPr>
+      <w:tblGrid>
+        <w:gridCol w:w="850"/>
+        <w:gridCol w:w="2100"/>
+        <w:gridCol w:w="6050"/>
+      </w:tblGrid>
+      <w:tr>
+        <w:tc>
+          <w:tcPr>
+            <w:tcW w:w="850" w:type="dxa"/>
+            <w:vAlign w:val="center"/>
+          </w:tcPr>
+          <w:p>
+            <w:pPr>
+              <w:spacing w:before="120" w:after="120" w:line="240" w:lineRule="auto"/>
+              <w:jc w:val="center"/>
+            </w:pPr>
+            <w:r>
+              <w:rPr>
+                <w:rFonts w:ascii="Times New Roman" w:hAnsi="Times New Roman" w:cs="Times New Roman"/>
+                <w:b/>
+                <w:bCs/>
+                <w:sz w:val="28"/>
+                <w:szCs w:val="28"/>
+                <w:lang w:val="uz-Cyrl-UZ"/>
+              </w:rPr>
+              <w:t xml:space="preserve">1.</w:t>
+            </w:r>
+          </w:p>
+        </w:tc>
+        <w:tc>
+          <w:tcPr>
+            <w:tcW w:w="2100" w:type="dxa"/>
+            <w:vAlign w:val="center"/>
+          </w:tcPr>
+          <w:p>
+            <w:pPr>
+              <w:spacing w:before="120" w:after="120" w:line="240" w:lineRule="auto"/>
+              <w:jc w:val="center"/>
+            </w:pPr>
+            <w:r>
+              <w:rPr>
+                <w:rFonts w:ascii="Times New Roman" w:hAnsi="Times New Roman" w:cs="Times New Roman"/>
+                <w:b/>
+                <w:bCs/>
+                <w:sz w:val="28"/>
+                <w:szCs w:val="28"/>
+                <w:lang w:val="uz-Cyrl-UZ"/>
+              </w:rPr>
+              <w:t xml:space="preserve">20.08.2026</w:t>
+            </w:r>
+          </w:p>
+        </w:tc>
+        <w:tc>
+          <w:tcPr>
+            <w:tcW w:w="6050" w:type="dxa"/>
+            <w:vAlign w:val="center"/>
+          </w:tcPr>
+          <w:p>
+            <w:pPr>
+              <w:spacing w:before="120" w:after="120" w:line="240" w:lineRule="auto"/>
+              <w:jc w:val="center"/>
+            </w:pPr>
+            <w:r>
+              <w:rPr>
+                <w:rFonts w:ascii="Times New Roman" w:hAnsi="Times New Roman" w:cs="Times New Roman"/>
+                <w:b/>
+                <w:bCs/>
+                <w:sz w:val="28"/>
+                <w:szCs w:val="28"/>
+                <w:lang w:val="uz-Cyrl-UZ"/>
+              </w:rPr>
+              <w:t xml:space="preserve">5 616 000.00 сўм</w:t>
+            </w:r>
+          </w:p>
+        </w:tc>
+      </w:tr>
+      <w:tr>
+        <w:tc>
+          <w:tcPr>
+            <w:tcW w:w="850" w:type="dxa"/>
+            <w:vAlign w:val="center"/>
+          </w:tcPr>
+          <w:p>
+            <w:pPr>
+              <w:spacing w:before="120" w:after="120" w:line="240" w:lineRule="auto"/>
+              <w:jc w:val="center"/>
+            </w:pPr>
+            <w:r>
+              <w:rPr>
+                <w:rFonts w:ascii="Times New Roman" w:hAnsi="Times New Roman" w:cs="Times New Roman"/>
+                <w:b/>
+                <w:bCs/>
+                <w:sz w:val="28"/>
+                <w:szCs w:val="28"/>
+                <w:lang w:val="uz-Cyrl-UZ"/>
+              </w:rPr>
+              <w:t xml:space="preserve">2.</w:t>
+            </w:r>
+          </w:p>
+        </w:tc>
+        <w:tc>
+          <w:tcPr>
+            <w:tcW w:w="2100" w:type="dxa"/>
+            <w:vAlign w:val="center"/>
+          </w:tcPr>
+          <w:p>
+            <w:pPr>
+              <w:spacing w:before="120" w:after="120" w:line="240" w:lineRule="auto"/>
+              <w:jc w:val="center"/>
+            </w:pPr>
+            <w:r>
+              <w:rPr>
+                <w:rFonts w:ascii="Times New Roman" w:hAnsi="Times New Roman" w:cs="Times New Roman"/>
+                <w:b/>
+                <w:bCs/>
+                <w:sz w:val="28"/>
+                <w:szCs w:val="28"/>
+                <w:lang w:val="uz-Cyrl-UZ"/>
+              </w:rPr>
+              <w:t xml:space="preserve">20.11.2026</w:t>
+            </w:r>
+          </w:p>
+        </w:tc>
+        <w:tc>
+          <w:tcPr>
+            <w:tcW w:w="6050" w:type="dxa"/>
+            <w:vAlign w:val="center"/>
+          </w:tcPr>
+          <w:p>
+            <w:pPr>
+              <w:spacing w:before="120" w:after="120" w:line="240" w:lineRule="auto"/>
+              <w:jc w:val="center"/>
+            </w:pPr>
+            <w:r>
+              <w:rPr>
+                <w:rFonts w:ascii="Times New Roman" w:hAnsi="Times New Roman" w:cs="Times New Roman"/>
+                <w:b/>
+                <w:bCs/>
+                <w:sz w:val="28"/>
+                <w:szCs w:val="28"/>
+                <w:lang w:val="uz-Cyrl-UZ"/>
+              </w:rPr>
+              <w:t xml:space="preserve">5 616 000.00 сўм</w:t>
+            </w:r>
+          </w:p>
+        </w:tc>
+      </w:tr>
+      <w:tr>
+        <w:tc>
+          <w:tcPr>
+            <w:tcW w:w="850" w:type="dxa"/>
+            <w:vAlign w:val="center"/>
+          </w:tcPr>
+          <w:p>
+            <w:pPr>
+              <w:spacing w:before="120" w:after="120" w:line="240" w:lineRule="auto"/>
+              <w:jc w:val="center"/>
+            </w:pPr>
+            <w:r>
+              <w:rPr>
+                <w:rFonts w:ascii="Times New Roman" w:hAnsi="Times New Roman" w:cs="Times New Roman"/>
+                <w:b/>
+                <w:bCs/>
+                <w:sz w:val="28"/>
+                <w:szCs w:val="28"/>
+                <w:lang w:val="uz-Cyrl-UZ"/>
+              </w:rPr>
+              <w:t xml:space="preserve">3.</w:t>
+            </w:r>
+          </w:p>
+        </w:tc>
+        <w:tc>
+          <w:tcPr>
+            <w:tcW w:w="2100" w:type="dxa"/>
+            <w:vAlign w:val="center"/>
+          </w:tcPr>
+          <w:p>
+            <w:pPr>
+              <w:spacing w:before="120" w:after="120" w:line="240" w:lineRule="auto"/>
+              <w:jc w:val="center"/>
+            </w:pPr>
+            <w:r>
+              <w:rPr>
+                <w:rFonts w:ascii="Times New Roman" w:hAnsi="Times New Roman" w:cs="Times New Roman"/>
+                <w:b/>
+                <w:bCs/>
+                <w:sz w:val="28"/>
+                <w:szCs w:val="28"/>
+                <w:lang w:val="uz-Cyrl-UZ"/>
+              </w:rPr>
+              <w:t xml:space="preserve">20.02.2027</w:t>
+            </w:r>
+          </w:p>
+        </w:tc>
+        <w:tc>
+          <w:tcPr>
+            <w:tcW w:w="6050" w:type="dxa"/>
+            <w:vAlign w:val="center"/>
+          </w:tcPr>
+          <w:p>
+            <w:pPr>
+              <w:spacing w:before="120" w:after="120" w:line="240" w:lineRule="auto"/>
+              <w:jc w:val="center"/>
+            </w:pPr>
+            <w:r>
+              <w:rPr>
+                <w:rFonts w:ascii="Times New Roman" w:hAnsi="Times New Roman" w:cs="Times New Roman"/>
+                <w:b/>
+                <w:bCs/>
+                <w:sz w:val="28"/>
+                <w:szCs w:val="28"/>
+                <w:lang w:val="uz-Cyrl-UZ"/>
+              </w:rPr>
+              <w:t xml:space="preserve">5 616 000.00 сўм</w:t>
+            </w:r>
+          </w:p>
+        </w:tc>
+      </w:tr>
+      <w:tr>
+        <w:tc>
+          <w:tcPr>
+            <w:tcW w:w="850" w:type="dxa"/>
+            <w:vAlign w:val="center"/>
+          </w:tcPr>
+          <w:p>
+            <w:pPr>
+              <w:spacing w:before="120" w:after="120" w:line="240" w:lineRule="auto"/>
+              <w:jc w:val="center"/>
+            </w:pPr>
+            <w:r>
+              <w:rPr>
+                <w:rFonts w:ascii="Times New Roman" w:hAnsi="Times New Roman" w:cs="Times New Roman"/>
+                <w:b/>
+                <w:bCs/>
+                <w:sz w:val="28"/>
+                <w:szCs w:val="28"/>
+                <w:lang w:val="uz-Cyrl-UZ"/>
+              </w:rPr>
+              <w:t xml:space="preserve">4.</w:t>
+            </w:r>
+          </w:p>
+        </w:tc>
+        <w:tc>
+          <w:tcPr>
+            <w:tcW w:w="2100" w:type="dxa"/>
+            <w:vAlign w:val="center"/>
+          </w:tcPr>
+          <w:p>
+            <w:pPr>
+              <w:spacing w:before="120" w:after="120" w:line="240" w:lineRule="auto"/>
+              <w:jc w:val="center"/>
+            </w:pPr>
+            <w:r>
+              <w:rPr>
+                <w:rFonts w:ascii="Times New Roman" w:hAnsi="Times New Roman" w:cs="Times New Roman"/>
+                <w:b/>
+                <w:bCs/>
+                <w:sz w:val="28"/>
+                <w:szCs w:val="28"/>
+                <w:lang w:val="uz-Cyrl-UZ"/>
+              </w:rPr>
+              <w:t xml:space="preserve">20.05.2027</w:t>
+            </w:r>
+          </w:p>
+        </w:tc>
+        <w:tc>
+          <w:tcPr>
+            <w:tcW w:w="6050" w:type="dxa"/>
+            <w:vAlign w:val="center"/>
+          </w:tcPr>
+          <w:p>
+            <w:pPr>
+              <w:spacing w:before="120" w:after="120" w:line="240" w:lineRule="auto"/>
+              <w:jc w:val="center"/>
+            </w:pPr>
+            <w:r>
+              <w:rPr>
+                <w:rFonts w:ascii="Times New Roman" w:hAnsi="Times New Roman" w:cs="Times New Roman"/>
+                <w:b/>
+                <w:bCs/>
+                <w:sz w:val="28"/>
+                <w:szCs w:val="28"/>
+                <w:lang w:val="uz-Cyrl-UZ"/>
+              </w:rPr>
+              <w:t xml:space="preserve">5 616 000.00 сўм</w:t>
+            </w:r>
+          </w:p>
+        </w:tc>
+      </w:tr>
+      <w:tr>
+        <w:tc>
+          <w:tcPr>
+            <w:tcW w:w="850" w:type="dxa"/>
+            <w:vAlign w:val="center"/>
+          </w:tcPr>
+          <w:p>
+            <w:pPr>
+              <w:spacing w:before="120" w:after="120" w:line="240" w:lineRule="auto"/>
+              <w:jc w:val="center"/>
+            </w:pPr>
+            <w:r>
+              <w:rPr>
+                <w:rFonts w:ascii="Times New Roman" w:hAnsi="Times New Roman" w:cs="Times New Roman"/>
+                <w:sz w:val="28"/>
+                <w:szCs w:val="28"/>
+                <w:lang w:val="uz-Cyrl-UZ"/>
+              </w:rPr>
+              <w:t xml:space="preserve"/>
+            </w:r>
+          </w:p>
+        </w:tc>
+        <w:tc>
+          <w:tcPr>
+            <w:tcW w:w="2100" w:type="dxa"/>
+            <w:vAlign w:val="center"/>
+          </w:tcPr>
+          <w:p>
+            <w:pPr>
+              <w:spacing w:before="120" w:after="120" w:line="240" w:lineRule="auto"/>
+              <w:jc w:val="center"/>
+            </w:pPr>
+            <w:r>
+              <w:rPr>
+                <w:rFonts w:ascii="Times New Roman" w:hAnsi="Times New Roman" w:cs="Times New Roman"/>
+                <w:b/>
+                <w:bCs/>
+                <w:sz w:val="28"/>
+                <w:szCs w:val="28"/>
+                <w:lang w:val="uz-Cyrl-UZ"/>
+              </w:rPr>
+              <w:t xml:space="preserve">Жами:</w:t>
+            </w:r>
+          </w:p>
+        </w:tc>
+        <w:tc>
+          <w:tcPr>
+            <w:tcW w:w="6050" w:type="dxa"/>
+            <w:vAlign w:val="center"/>
+          </w:tcPr>
+          <w:p>
+            <w:pPr>
+              <w:spacing w:before="120" w:after="120" w:line="240" w:lineRule="auto"/>
+              <w:jc w:val="center"/>
+            </w:pPr>
+            <w:r>
+              <w:rPr>
+                <w:rFonts w:ascii="Times New Roman" w:hAnsi="Times New Roman" w:cs="Times New Roman"/>
+                <w:b/>
+                <w:bCs/>
+                <w:sz w:val="28"/>
+                <w:szCs w:val="28"/>
+                <w:lang w:val="uz-Cyrl-UZ"/>
+              </w:rPr>
+              <w:t xml:space="preserve">22 464 000.00 сўм</w:t>
+            </w:r>
+          </w:p>
+        </w:tc>
+      </w:tr>
+    </w:tbl>
+    <w:p/>
+    <w:p/>
+    <w:tbl>
+      <w:tblPr>
+        <w:tblW w:w="9000" w:type="dxa"/>
+        <w:tblBorders>
+          <w:top w:val="single" w:sz="6"/>
+          <w:left w:val="single" w:sz="6"/>
+          <w:bottom w:val="single" w:sz="6"/>
+          <w:right w:val="single" w:sz="6"/>
+          <w:insideH w:val="single" w:sz="6"/>
+          <w:insideV w:val="single" w:sz="6"/>
+        </w:tblBorders>
+      </w:tblPr>
+      <w:tr>
+        <w:tc>
+          <w:tcPr>
+            <w:tcW w:w="4500" w:type="dxa"/>
+            <w:tcMar>
+              <w:top w:w="120" w:type="dxa"/>
+              <w:bottom w:w="120" w:type="dxa"/>
+            </w:tcMar>
+          </w:tcPr>
+          <w:p>
+            <w:pPr>
+              <w:spacing w:before="120" w:after="120" w:line="240" w:lineRule="auto"/>
+              <w:jc w:val="center"/>
+            </w:pPr>
+            <w:r>
+              <w:rPr>
+                <w:rFonts w:ascii="Times New Roman" w:hAnsi="Times New Roman" w:cs="Times New Roman"/>
+                <w:b/>
+                <w:bCs/>
+                <w:sz w:val="28"/>
+                <w:szCs w:val="28"/>
+                <w:lang w:val="uz-Cyrl-UZ"/>
+              </w:rPr>
+              <w:t xml:space="preserve">КОМПАНИЯ</w:t>
+            </w:r>
+          </w:p>
+          <w:p>
+            <w:pPr>
+              <w:spacing w:before="120" w:after="120" w:line="240" w:lineRule="auto"/>
+              <w:jc w:val="center"/>
+            </w:pPr>
+            <w:r>
+              <w:rPr>
+                <w:rFonts w:ascii="Times New Roman" w:hAnsi="Times New Roman" w:cs="Times New Roman"/>
+                <w:sz w:val="28"/>
+                <w:szCs w:val="28"/>
+                <w:lang w:val="uz-Cyrl-UZ"/>
+              </w:rPr>
+              <w:t xml:space="preserve"> </w:t>
+            </w:r>
+          </w:p>
+          <w:p>
+            <w:pPr>
+              <w:spacing w:before="120" w:after="120" w:line="240" w:lineRule="auto"/>
+              <w:jc w:val="center"/>
+            </w:pPr>
+            <w:r>
+              <w:rPr>
+                <w:rFonts w:ascii="Times New Roman" w:hAnsi="Times New Roman" w:cs="Times New Roman"/>
+                <w:sz w:val="28"/>
+                <w:szCs w:val="28"/>
+                <w:lang w:val="uz-Cyrl-UZ"/>
+              </w:rPr>
+              <w:t xml:space="preserve"> </w:t>
+            </w:r>
+          </w:p>
+          <w:p>
+            <w:pPr>
+              <w:spacing w:before="120" w:after="120" w:line="240" w:lineRule="auto"/>
+              <w:jc w:val="center"/>
+            </w:pPr>
+            <w:r>
+              <w:rPr>
+                <w:rFonts w:ascii="Times New Roman" w:hAnsi="Times New Roman" w:cs="Times New Roman"/>
+                <w:sz w:val="28"/>
+                <w:szCs w:val="28"/>
+                <w:lang w:val="uz-Cyrl-UZ"/>
+              </w:rPr>
+              <w:t xml:space="preserve">____________________________</w:t>
+            </w:r>
+          </w:p>
+          <w:p>
+            <w:pPr>
+              <w:spacing w:before="120" w:after="120" w:line="240" w:lineRule="auto"/>
+              <w:jc w:val="center"/>
+            </w:pPr>
+            <w:r>
+              <w:rPr>
+                <w:rFonts w:ascii="Times New Roman" w:hAnsi="Times New Roman" w:cs="Times New Roman"/>
+                <w:b/>
+                <w:bCs/>
+                <w:sz w:val="28"/>
+                <w:szCs w:val="28"/>
+                <w:lang w:val="uz-Cyrl-UZ"/>
+              </w:rPr>
+              <w:t xml:space="preserve">Б. А. Шакиров</w:t>
+            </w:r>
+          </w:p>
+        </w:tc>
+        <w:tc>
+          <w:tcPr>
+            <w:tcW w:w="4500" w:type="dxa"/>
+            <w:tcMar>
+              <w:top w:w="120" w:type="dxa"/>
+              <w:bottom w:w="120" w:type="dxa"/>
+            </w:tcMar>
+          </w:tcPr>
+          <w:p>
+            <w:pPr>
+              <w:spacing w:before="120" w:after="120" w:line="240" w:lineRule="auto"/>
+              <w:jc w:val="center"/>
+            </w:pPr>
+            <w:r>
+              <w:rPr>
+                <w:rFonts w:ascii="Times New Roman" w:hAnsi="Times New Roman" w:cs="Times New Roman"/>
+                <w:b/>
+                <w:bCs/>
+                <w:sz w:val="28"/>
+                <w:szCs w:val="28"/>
+                <w:lang w:val="uz-Cyrl-UZ"/>
+              </w:rPr>
+              <w:t xml:space="preserve">ИНВЕСТОР</w:t>
+            </w:r>
+          </w:p>
+          <w:p>
+            <w:pPr>
+              <w:spacing w:before="120" w:after="120" w:line="240" w:lineRule="auto"/>
+              <w:jc w:val="center"/>
+            </w:pPr>
+            <w:r>
+              <w:rPr>
+                <w:rFonts w:ascii="Times New Roman" w:hAnsi="Times New Roman" w:cs="Times New Roman"/>
+                <w:sz w:val="28"/>
+                <w:szCs w:val="28"/>
+                <w:lang w:val="uz-Cyrl-UZ"/>
+              </w:rPr>
+              <w:t xml:space="preserve"> </w:t>
+            </w:r>
+          </w:p>
+          <w:p>
+            <w:pPr>
+              <w:spacing w:before="120" w:after="120" w:line="240" w:lineRule="auto"/>
+              <w:jc w:val="center"/>
+            </w:pPr>
+            <w:r>
+              <w:rPr>
+                <w:rFonts w:ascii="Times New Roman" w:hAnsi="Times New Roman" w:cs="Times New Roman"/>
+                <w:sz w:val="28"/>
+                <w:szCs w:val="28"/>
+                <w:lang w:val="uz-Cyrl-UZ"/>
+              </w:rPr>
+              <w:t xml:space="preserve"> </w:t>
+            </w:r>
+          </w:p>
+          <w:p>
+            <w:pPr>
+              <w:spacing w:before="120" w:after="120" w:line="240" w:lineRule="auto"/>
+              <w:jc w:val="center"/>
+            </w:pPr>
+            <w:r>
+              <w:rPr>
+                <w:rFonts w:ascii="Times New Roman" w:hAnsi="Times New Roman" w:cs="Times New Roman"/>
+                <w:sz w:val="28"/>
+                <w:szCs w:val="28"/>
+                <w:lang w:val="uz-Cyrl-UZ"/>
+              </w:rPr>
+              <w:t xml:space="preserve">____________________________</w:t>
+            </w:r>
+          </w:p>
+          <w:p>
+            <w:pPr>
+              <w:spacing w:before="120" w:after="120" w:line="240" w:lineRule="auto"/>
+              <w:jc w:val="center"/>
+            </w:pPr>
+            <w:r>
+              <w:rPr>
+                <w:rFonts w:ascii="Times New Roman" w:hAnsi="Times New Roman" w:cs="Times New Roman"/>
+                <w:b/>
+                <w:bCs/>
+                <w:sz w:val="28"/>
+                <w:szCs w:val="28"/>
+                <w:lang w:val="uz-Cyrl-UZ"/>
+              </w:rPr>
+              <w:t xml:space="preserve">Юлдашева Малика</w:t>
             </w:r>
           </w:p>
         </w:tc>

--- a/public/uploads/contracts/draft-9.docx
+++ b/public/uploads/contracts/draft-9.docx
@@ -1335,7 +1335,7 @@
           <w:szCs w:val="28"/>
           <w:lang w:val="uz-Cyrl-UZ"/>
         </w:rPr>
-        <w:t xml:space="preserve">ART-2026-A-9-сонли шартномага</w:t>
+        <w:t xml:space="preserve">А-26-EU8OU-сонли шартномага</w:t>
       </w:r>
     </w:p>
     <w:p>
@@ -1370,7 +1370,7 @@
           <w:szCs w:val="28"/>
           <w:lang w:val="uz-Cyrl-UZ"/>
         </w:rPr>
-        <w:t xml:space="preserve">Йиғимнинг қолган 80% тўлаш</w:t>
+        <w:t xml:space="preserve">Шартноманинг бир йиллик тўлов</w:t>
       </w:r>
     </w:p>
     <w:p>
@@ -1473,7 +1473,7 @@
                 <w:szCs w:val="28"/>
                 <w:lang w:val="uz-Cyrl-UZ"/>
               </w:rPr>
-              <w:t xml:space="preserve">5 616 000.00 сўм</w:t>
+              <w:t xml:space="preserve">2 340 000.00 сўм</w:t>
             </w:r>
           </w:p>
         </w:tc>
@@ -1521,7 +1521,7 @@
                 <w:szCs w:val="28"/>
                 <w:lang w:val="uz-Cyrl-UZ"/>
               </w:rPr>
-              <w:t xml:space="preserve">20.11.2026</w:t>
+              <w:t xml:space="preserve">20.09.2026</w:t>
             </w:r>
           </w:p>
         </w:tc>
@@ -1544,7 +1544,7 @@
                 <w:szCs w:val="28"/>
                 <w:lang w:val="uz-Cyrl-UZ"/>
               </w:rPr>
-              <w:t xml:space="preserve">5 616 000.00 сўм</w:t>
+              <w:t xml:space="preserve">2 340 000.00 сўм</w:t>
             </w:r>
           </w:p>
         </w:tc>
@@ -1592,7 +1592,7 @@
                 <w:szCs w:val="28"/>
                 <w:lang w:val="uz-Cyrl-UZ"/>
               </w:rPr>
-              <w:t xml:space="preserve">20.02.2027</w:t>
+              <w:t xml:space="preserve">20.10.2026</w:t>
             </w:r>
           </w:p>
         </w:tc>
@@ -1615,7 +1615,7 @@
                 <w:szCs w:val="28"/>
                 <w:lang w:val="uz-Cyrl-UZ"/>
               </w:rPr>
-              <w:t xml:space="preserve">5 616 000.00 сўм</w:t>
+              <w:t xml:space="preserve">2 340 000.00 сўм</w:t>
             </w:r>
           </w:p>
         </w:tc>
@@ -1663,7 +1663,7 @@
                 <w:szCs w:val="28"/>
                 <w:lang w:val="uz-Cyrl-UZ"/>
               </w:rPr>
-              <w:t xml:space="preserve">20.05.2027</w:t>
+              <w:t xml:space="preserve">20.11.2026</w:t>
             </w:r>
           </w:p>
         </w:tc>
@@ -1686,7 +1686,7 @@
                 <w:szCs w:val="28"/>
                 <w:lang w:val="uz-Cyrl-UZ"/>
               </w:rPr>
-              <w:t xml:space="preserve">5 616 000.00 сўм</w:t>
+              <w:t xml:space="preserve">2 340 000.00 сўм</w:t>
             </w:r>
           </w:p>
         </w:tc>
@@ -1705,6 +1705,574 @@
             <w:r>
               <w:rPr>
                 <w:rFonts w:ascii="Times New Roman" w:hAnsi="Times New Roman" w:cs="Times New Roman"/>
+                <w:b/>
+                <w:bCs/>
+                <w:sz w:val="28"/>
+                <w:szCs w:val="28"/>
+                <w:lang w:val="uz-Cyrl-UZ"/>
+              </w:rPr>
+              <w:t xml:space="preserve">5.</w:t>
+            </w:r>
+          </w:p>
+        </w:tc>
+        <w:tc>
+          <w:tcPr>
+            <w:tcW w:w="2100" w:type="dxa"/>
+            <w:vAlign w:val="center"/>
+          </w:tcPr>
+          <w:p>
+            <w:pPr>
+              <w:spacing w:before="120" w:after="120" w:line="240" w:lineRule="auto"/>
+              <w:jc w:val="center"/>
+            </w:pPr>
+            <w:r>
+              <w:rPr>
+                <w:rFonts w:ascii="Times New Roman" w:hAnsi="Times New Roman" w:cs="Times New Roman"/>
+                <w:b/>
+                <w:bCs/>
+                <w:sz w:val="28"/>
+                <w:szCs w:val="28"/>
+                <w:lang w:val="uz-Cyrl-UZ"/>
+              </w:rPr>
+              <w:t xml:space="preserve">20.12.2026</w:t>
+            </w:r>
+          </w:p>
+        </w:tc>
+        <w:tc>
+          <w:tcPr>
+            <w:tcW w:w="6050" w:type="dxa"/>
+            <w:vAlign w:val="center"/>
+          </w:tcPr>
+          <w:p>
+            <w:pPr>
+              <w:spacing w:before="120" w:after="120" w:line="240" w:lineRule="auto"/>
+              <w:jc w:val="center"/>
+            </w:pPr>
+            <w:r>
+              <w:rPr>
+                <w:rFonts w:ascii="Times New Roman" w:hAnsi="Times New Roman" w:cs="Times New Roman"/>
+                <w:b/>
+                <w:bCs/>
+                <w:sz w:val="28"/>
+                <w:szCs w:val="28"/>
+                <w:lang w:val="uz-Cyrl-UZ"/>
+              </w:rPr>
+              <w:t xml:space="preserve">2 340 000.00 сўм</w:t>
+            </w:r>
+          </w:p>
+        </w:tc>
+      </w:tr>
+      <w:tr>
+        <w:tc>
+          <w:tcPr>
+            <w:tcW w:w="850" w:type="dxa"/>
+            <w:vAlign w:val="center"/>
+          </w:tcPr>
+          <w:p>
+            <w:pPr>
+              <w:spacing w:before="120" w:after="120" w:line="240" w:lineRule="auto"/>
+              <w:jc w:val="center"/>
+            </w:pPr>
+            <w:r>
+              <w:rPr>
+                <w:rFonts w:ascii="Times New Roman" w:hAnsi="Times New Roman" w:cs="Times New Roman"/>
+                <w:b/>
+                <w:bCs/>
+                <w:sz w:val="28"/>
+                <w:szCs w:val="28"/>
+                <w:lang w:val="uz-Cyrl-UZ"/>
+              </w:rPr>
+              <w:t xml:space="preserve">6.</w:t>
+            </w:r>
+          </w:p>
+        </w:tc>
+        <w:tc>
+          <w:tcPr>
+            <w:tcW w:w="2100" w:type="dxa"/>
+            <w:vAlign w:val="center"/>
+          </w:tcPr>
+          <w:p>
+            <w:pPr>
+              <w:spacing w:before="120" w:after="120" w:line="240" w:lineRule="auto"/>
+              <w:jc w:val="center"/>
+            </w:pPr>
+            <w:r>
+              <w:rPr>
+                <w:rFonts w:ascii="Times New Roman" w:hAnsi="Times New Roman" w:cs="Times New Roman"/>
+                <w:b/>
+                <w:bCs/>
+                <w:sz w:val="28"/>
+                <w:szCs w:val="28"/>
+                <w:lang w:val="uz-Cyrl-UZ"/>
+              </w:rPr>
+              <w:t xml:space="preserve">20.01.2027</w:t>
+            </w:r>
+          </w:p>
+        </w:tc>
+        <w:tc>
+          <w:tcPr>
+            <w:tcW w:w="6050" w:type="dxa"/>
+            <w:vAlign w:val="center"/>
+          </w:tcPr>
+          <w:p>
+            <w:pPr>
+              <w:spacing w:before="120" w:after="120" w:line="240" w:lineRule="auto"/>
+              <w:jc w:val="center"/>
+            </w:pPr>
+            <w:r>
+              <w:rPr>
+                <w:rFonts w:ascii="Times New Roman" w:hAnsi="Times New Roman" w:cs="Times New Roman"/>
+                <w:b/>
+                <w:bCs/>
+                <w:sz w:val="28"/>
+                <w:szCs w:val="28"/>
+                <w:lang w:val="uz-Cyrl-UZ"/>
+              </w:rPr>
+              <w:t xml:space="preserve">2 340 000.00 сўм</w:t>
+            </w:r>
+          </w:p>
+        </w:tc>
+      </w:tr>
+      <w:tr>
+        <w:tc>
+          <w:tcPr>
+            <w:tcW w:w="850" w:type="dxa"/>
+            <w:vAlign w:val="center"/>
+          </w:tcPr>
+          <w:p>
+            <w:pPr>
+              <w:spacing w:before="120" w:after="120" w:line="240" w:lineRule="auto"/>
+              <w:jc w:val="center"/>
+            </w:pPr>
+            <w:r>
+              <w:rPr>
+                <w:rFonts w:ascii="Times New Roman" w:hAnsi="Times New Roman" w:cs="Times New Roman"/>
+                <w:b/>
+                <w:bCs/>
+                <w:sz w:val="28"/>
+                <w:szCs w:val="28"/>
+                <w:lang w:val="uz-Cyrl-UZ"/>
+              </w:rPr>
+              <w:t xml:space="preserve">7.</w:t>
+            </w:r>
+          </w:p>
+        </w:tc>
+        <w:tc>
+          <w:tcPr>
+            <w:tcW w:w="2100" w:type="dxa"/>
+            <w:vAlign w:val="center"/>
+          </w:tcPr>
+          <w:p>
+            <w:pPr>
+              <w:spacing w:before="120" w:after="120" w:line="240" w:lineRule="auto"/>
+              <w:jc w:val="center"/>
+            </w:pPr>
+            <w:r>
+              <w:rPr>
+                <w:rFonts w:ascii="Times New Roman" w:hAnsi="Times New Roman" w:cs="Times New Roman"/>
+                <w:b/>
+                <w:bCs/>
+                <w:sz w:val="28"/>
+                <w:szCs w:val="28"/>
+                <w:lang w:val="uz-Cyrl-UZ"/>
+              </w:rPr>
+              <w:t xml:space="preserve">20.02.2027</w:t>
+            </w:r>
+          </w:p>
+        </w:tc>
+        <w:tc>
+          <w:tcPr>
+            <w:tcW w:w="6050" w:type="dxa"/>
+            <w:vAlign w:val="center"/>
+          </w:tcPr>
+          <w:p>
+            <w:pPr>
+              <w:spacing w:before="120" w:after="120" w:line="240" w:lineRule="auto"/>
+              <w:jc w:val="center"/>
+            </w:pPr>
+            <w:r>
+              <w:rPr>
+                <w:rFonts w:ascii="Times New Roman" w:hAnsi="Times New Roman" w:cs="Times New Roman"/>
+                <w:b/>
+                <w:bCs/>
+                <w:sz w:val="28"/>
+                <w:szCs w:val="28"/>
+                <w:lang w:val="uz-Cyrl-UZ"/>
+              </w:rPr>
+              <w:t xml:space="preserve">2 340 000.00 сўм</w:t>
+            </w:r>
+          </w:p>
+        </w:tc>
+      </w:tr>
+      <w:tr>
+        <w:tc>
+          <w:tcPr>
+            <w:tcW w:w="850" w:type="dxa"/>
+            <w:vAlign w:val="center"/>
+          </w:tcPr>
+          <w:p>
+            <w:pPr>
+              <w:spacing w:before="120" w:after="120" w:line="240" w:lineRule="auto"/>
+              <w:jc w:val="center"/>
+            </w:pPr>
+            <w:r>
+              <w:rPr>
+                <w:rFonts w:ascii="Times New Roman" w:hAnsi="Times New Roman" w:cs="Times New Roman"/>
+                <w:b/>
+                <w:bCs/>
+                <w:sz w:val="28"/>
+                <w:szCs w:val="28"/>
+                <w:lang w:val="uz-Cyrl-UZ"/>
+              </w:rPr>
+              <w:t xml:space="preserve">8.</w:t>
+            </w:r>
+          </w:p>
+        </w:tc>
+        <w:tc>
+          <w:tcPr>
+            <w:tcW w:w="2100" w:type="dxa"/>
+            <w:vAlign w:val="center"/>
+          </w:tcPr>
+          <w:p>
+            <w:pPr>
+              <w:spacing w:before="120" w:after="120" w:line="240" w:lineRule="auto"/>
+              <w:jc w:val="center"/>
+            </w:pPr>
+            <w:r>
+              <w:rPr>
+                <w:rFonts w:ascii="Times New Roman" w:hAnsi="Times New Roman" w:cs="Times New Roman"/>
+                <w:b/>
+                <w:bCs/>
+                <w:sz w:val="28"/>
+                <w:szCs w:val="28"/>
+                <w:lang w:val="uz-Cyrl-UZ"/>
+              </w:rPr>
+              <w:t xml:space="preserve">20.03.2027</w:t>
+            </w:r>
+          </w:p>
+        </w:tc>
+        <w:tc>
+          <w:tcPr>
+            <w:tcW w:w="6050" w:type="dxa"/>
+            <w:vAlign w:val="center"/>
+          </w:tcPr>
+          <w:p>
+            <w:pPr>
+              <w:spacing w:before="120" w:after="120" w:line="240" w:lineRule="auto"/>
+              <w:jc w:val="center"/>
+            </w:pPr>
+            <w:r>
+              <w:rPr>
+                <w:rFonts w:ascii="Times New Roman" w:hAnsi="Times New Roman" w:cs="Times New Roman"/>
+                <w:b/>
+                <w:bCs/>
+                <w:sz w:val="28"/>
+                <w:szCs w:val="28"/>
+                <w:lang w:val="uz-Cyrl-UZ"/>
+              </w:rPr>
+              <w:t xml:space="preserve">2 340 000.00 сўм</w:t>
+            </w:r>
+          </w:p>
+        </w:tc>
+      </w:tr>
+      <w:tr>
+        <w:tc>
+          <w:tcPr>
+            <w:tcW w:w="850" w:type="dxa"/>
+            <w:vAlign w:val="center"/>
+          </w:tcPr>
+          <w:p>
+            <w:pPr>
+              <w:spacing w:before="120" w:after="120" w:line="240" w:lineRule="auto"/>
+              <w:jc w:val="center"/>
+            </w:pPr>
+            <w:r>
+              <w:rPr>
+                <w:rFonts w:ascii="Times New Roman" w:hAnsi="Times New Roman" w:cs="Times New Roman"/>
+                <w:b/>
+                <w:bCs/>
+                <w:sz w:val="28"/>
+                <w:szCs w:val="28"/>
+                <w:lang w:val="uz-Cyrl-UZ"/>
+              </w:rPr>
+              <w:t xml:space="preserve">9.</w:t>
+            </w:r>
+          </w:p>
+        </w:tc>
+        <w:tc>
+          <w:tcPr>
+            <w:tcW w:w="2100" w:type="dxa"/>
+            <w:vAlign w:val="center"/>
+          </w:tcPr>
+          <w:p>
+            <w:pPr>
+              <w:spacing w:before="120" w:after="120" w:line="240" w:lineRule="auto"/>
+              <w:jc w:val="center"/>
+            </w:pPr>
+            <w:r>
+              <w:rPr>
+                <w:rFonts w:ascii="Times New Roman" w:hAnsi="Times New Roman" w:cs="Times New Roman"/>
+                <w:b/>
+                <w:bCs/>
+                <w:sz w:val="28"/>
+                <w:szCs w:val="28"/>
+                <w:lang w:val="uz-Cyrl-UZ"/>
+              </w:rPr>
+              <w:t xml:space="preserve">20.04.2027</w:t>
+            </w:r>
+          </w:p>
+        </w:tc>
+        <w:tc>
+          <w:tcPr>
+            <w:tcW w:w="6050" w:type="dxa"/>
+            <w:vAlign w:val="center"/>
+          </w:tcPr>
+          <w:p>
+            <w:pPr>
+              <w:spacing w:before="120" w:after="120" w:line="240" w:lineRule="auto"/>
+              <w:jc w:val="center"/>
+            </w:pPr>
+            <w:r>
+              <w:rPr>
+                <w:rFonts w:ascii="Times New Roman" w:hAnsi="Times New Roman" w:cs="Times New Roman"/>
+                <w:b/>
+                <w:bCs/>
+                <w:sz w:val="28"/>
+                <w:szCs w:val="28"/>
+                <w:lang w:val="uz-Cyrl-UZ"/>
+              </w:rPr>
+              <w:t xml:space="preserve">2 340 000.00 сўм</w:t>
+            </w:r>
+          </w:p>
+        </w:tc>
+      </w:tr>
+      <w:tr>
+        <w:tc>
+          <w:tcPr>
+            <w:tcW w:w="850" w:type="dxa"/>
+            <w:vAlign w:val="center"/>
+          </w:tcPr>
+          <w:p>
+            <w:pPr>
+              <w:spacing w:before="120" w:after="120" w:line="240" w:lineRule="auto"/>
+              <w:jc w:val="center"/>
+            </w:pPr>
+            <w:r>
+              <w:rPr>
+                <w:rFonts w:ascii="Times New Roman" w:hAnsi="Times New Roman" w:cs="Times New Roman"/>
+                <w:b/>
+                <w:bCs/>
+                <w:sz w:val="28"/>
+                <w:szCs w:val="28"/>
+                <w:lang w:val="uz-Cyrl-UZ"/>
+              </w:rPr>
+              <w:t xml:space="preserve">10.</w:t>
+            </w:r>
+          </w:p>
+        </w:tc>
+        <w:tc>
+          <w:tcPr>
+            <w:tcW w:w="2100" w:type="dxa"/>
+            <w:vAlign w:val="center"/>
+          </w:tcPr>
+          <w:p>
+            <w:pPr>
+              <w:spacing w:before="120" w:after="120" w:line="240" w:lineRule="auto"/>
+              <w:jc w:val="center"/>
+            </w:pPr>
+            <w:r>
+              <w:rPr>
+                <w:rFonts w:ascii="Times New Roman" w:hAnsi="Times New Roman" w:cs="Times New Roman"/>
+                <w:b/>
+                <w:bCs/>
+                <w:sz w:val="28"/>
+                <w:szCs w:val="28"/>
+                <w:lang w:val="uz-Cyrl-UZ"/>
+              </w:rPr>
+              <w:t xml:space="preserve">20.05.2027</w:t>
+            </w:r>
+          </w:p>
+        </w:tc>
+        <w:tc>
+          <w:tcPr>
+            <w:tcW w:w="6050" w:type="dxa"/>
+            <w:vAlign w:val="center"/>
+          </w:tcPr>
+          <w:p>
+            <w:pPr>
+              <w:spacing w:before="120" w:after="120" w:line="240" w:lineRule="auto"/>
+              <w:jc w:val="center"/>
+            </w:pPr>
+            <w:r>
+              <w:rPr>
+                <w:rFonts w:ascii="Times New Roman" w:hAnsi="Times New Roman" w:cs="Times New Roman"/>
+                <w:b/>
+                <w:bCs/>
+                <w:sz w:val="28"/>
+                <w:szCs w:val="28"/>
+                <w:lang w:val="uz-Cyrl-UZ"/>
+              </w:rPr>
+              <w:t xml:space="preserve">2 340 000.00 сўм</w:t>
+            </w:r>
+          </w:p>
+        </w:tc>
+      </w:tr>
+      <w:tr>
+        <w:tc>
+          <w:tcPr>
+            <w:tcW w:w="850" w:type="dxa"/>
+            <w:vAlign w:val="center"/>
+          </w:tcPr>
+          <w:p>
+            <w:pPr>
+              <w:spacing w:before="120" w:after="120" w:line="240" w:lineRule="auto"/>
+              <w:jc w:val="center"/>
+            </w:pPr>
+            <w:r>
+              <w:rPr>
+                <w:rFonts w:ascii="Times New Roman" w:hAnsi="Times New Roman" w:cs="Times New Roman"/>
+                <w:b/>
+                <w:bCs/>
+                <w:sz w:val="28"/>
+                <w:szCs w:val="28"/>
+                <w:lang w:val="uz-Cyrl-UZ"/>
+              </w:rPr>
+              <w:t xml:space="preserve">11.</w:t>
+            </w:r>
+          </w:p>
+        </w:tc>
+        <w:tc>
+          <w:tcPr>
+            <w:tcW w:w="2100" w:type="dxa"/>
+            <w:vAlign w:val="center"/>
+          </w:tcPr>
+          <w:p>
+            <w:pPr>
+              <w:spacing w:before="120" w:after="120" w:line="240" w:lineRule="auto"/>
+              <w:jc w:val="center"/>
+            </w:pPr>
+            <w:r>
+              <w:rPr>
+                <w:rFonts w:ascii="Times New Roman" w:hAnsi="Times New Roman" w:cs="Times New Roman"/>
+                <w:b/>
+                <w:bCs/>
+                <w:sz w:val="28"/>
+                <w:szCs w:val="28"/>
+                <w:lang w:val="uz-Cyrl-UZ"/>
+              </w:rPr>
+              <w:t xml:space="preserve">20.06.2027</w:t>
+            </w:r>
+          </w:p>
+        </w:tc>
+        <w:tc>
+          <w:tcPr>
+            <w:tcW w:w="6050" w:type="dxa"/>
+            <w:vAlign w:val="center"/>
+          </w:tcPr>
+          <w:p>
+            <w:pPr>
+              <w:spacing w:before="120" w:after="120" w:line="240" w:lineRule="auto"/>
+              <w:jc w:val="center"/>
+            </w:pPr>
+            <w:r>
+              <w:rPr>
+                <w:rFonts w:ascii="Times New Roman" w:hAnsi="Times New Roman" w:cs="Times New Roman"/>
+                <w:b/>
+                <w:bCs/>
+                <w:sz w:val="28"/>
+                <w:szCs w:val="28"/>
+                <w:lang w:val="uz-Cyrl-UZ"/>
+              </w:rPr>
+              <w:t xml:space="preserve">2 340 000.00 сўм</w:t>
+            </w:r>
+          </w:p>
+        </w:tc>
+      </w:tr>
+      <w:tr>
+        <w:tc>
+          <w:tcPr>
+            <w:tcW w:w="850" w:type="dxa"/>
+            <w:vAlign w:val="center"/>
+          </w:tcPr>
+          <w:p>
+            <w:pPr>
+              <w:spacing w:before="120" w:after="120" w:line="240" w:lineRule="auto"/>
+              <w:jc w:val="center"/>
+            </w:pPr>
+            <w:r>
+              <w:rPr>
+                <w:rFonts w:ascii="Times New Roman" w:hAnsi="Times New Roman" w:cs="Times New Roman"/>
+                <w:b/>
+                <w:bCs/>
+                <w:sz w:val="28"/>
+                <w:szCs w:val="28"/>
+                <w:lang w:val="uz-Cyrl-UZ"/>
+              </w:rPr>
+              <w:t xml:space="preserve">12.</w:t>
+            </w:r>
+          </w:p>
+        </w:tc>
+        <w:tc>
+          <w:tcPr>
+            <w:tcW w:w="2100" w:type="dxa"/>
+            <w:vAlign w:val="center"/>
+          </w:tcPr>
+          <w:p>
+            <w:pPr>
+              <w:spacing w:before="120" w:after="120" w:line="240" w:lineRule="auto"/>
+              <w:jc w:val="center"/>
+            </w:pPr>
+            <w:r>
+              <w:rPr>
+                <w:rFonts w:ascii="Times New Roman" w:hAnsi="Times New Roman" w:cs="Times New Roman"/>
+                <w:b/>
+                <w:bCs/>
+                <w:sz w:val="28"/>
+                <w:szCs w:val="28"/>
+                <w:lang w:val="uz-Cyrl-UZ"/>
+              </w:rPr>
+              <w:t xml:space="preserve">20.07.2027</w:t>
+            </w:r>
+          </w:p>
+        </w:tc>
+        <w:tc>
+          <w:tcPr>
+            <w:tcW w:w="6050" w:type="dxa"/>
+            <w:vAlign w:val="center"/>
+          </w:tcPr>
+          <w:p>
+            <w:pPr>
+              <w:spacing w:before="120" w:after="120" w:line="240" w:lineRule="auto"/>
+              <w:jc w:val="center"/>
+            </w:pPr>
+            <w:r>
+              <w:rPr>
+                <w:rFonts w:ascii="Times New Roman" w:hAnsi="Times New Roman" w:cs="Times New Roman"/>
+                <w:b/>
+                <w:bCs/>
+                <w:sz w:val="28"/>
+                <w:szCs w:val="28"/>
+                <w:lang w:val="uz-Cyrl-UZ"/>
+              </w:rPr>
+              <w:t xml:space="preserve">2 340 000.00 сўм</w:t>
+            </w:r>
+          </w:p>
+        </w:tc>
+      </w:tr>
+      <w:tr>
+        <w:tc>
+          <w:tcPr>
+            <w:tcW w:w="850" w:type="dxa"/>
+            <w:vAlign w:val="center"/>
+          </w:tcPr>
+          <w:p>
+            <w:pPr>
+              <w:spacing w:before="120" w:after="120" w:line="240" w:lineRule="auto"/>
+              <w:jc w:val="center"/>
+            </w:pPr>
+            <w:r>
+              <w:rPr>
+                <w:rFonts w:ascii="Times New Roman" w:hAnsi="Times New Roman" w:cs="Times New Roman"/>
                 <w:sz w:val="28"/>
                 <w:szCs w:val="28"/>
                 <w:lang w:val="uz-Cyrl-UZ"/>
@@ -1755,7 +2323,7 @@
                 <w:szCs w:val="28"/>
                 <w:lang w:val="uz-Cyrl-UZ"/>
               </w:rPr>
-              <w:t xml:space="preserve">22 464 000.00 сўм</w:t>
+              <w:t xml:space="preserve">28 080 000.00 сўм</w:t>
             </w:r>
           </w:p>
         </w:tc>
@@ -1860,7 +2428,7 @@
                 <w:szCs w:val="28"/>
                 <w:lang w:val="uz-Cyrl-UZ"/>
               </w:rPr>
-              <w:t xml:space="preserve">Б. А. Шакиров</w:t>
+              <w:t xml:space="preserve">Каримов Шавкат</w:t>
             </w:r>
           </w:p>
         </w:tc>

--- a/public/uploads/contracts/draft-9.docx
+++ b/public/uploads/contracts/draft-9.docx
@@ -51,24 +51,24 @@
           <w:szCs w:val="28"/>
           <w:lang w:val="uz-Cyrl-UZ"/>
         </w:rPr>
-        <w:t xml:space="preserve">2026 йил 1-июл          А-26-EU8OU-сон                                        Тошкент шаҳри ш.</w:t>
-      </w:r>
-    </w:p>
-    <w:p/>
-    <w:p>
-      <w:pPr>
-        <w:spacing w:after="0" w:line="240" w:lineRule="auto"/>
-        <w:ind w:firstLine="851"/>
-        <w:jc w:val="both"/>
-      </w:pPr>
-      <w:r>
-        <w:rPr>
-          <w:rFonts w:ascii="Times New Roman" w:hAnsi="Times New Roman" w:cs="Times New Roman"/>
-          <w:sz w:val="28"/>
-          <w:szCs w:val="28"/>
-          <w:lang w:val="uz-Cyrl-UZ"/>
-        </w:rPr>
-        <w:t xml:space="preserve">Кейинги ўринларда “Ижарага берувчи” деб номланадиган Тошкент шаҳар ҳокимияти томонидан ва кейинги ўринларда “Ижарага олувчи” деб номланадиган Юлдашева Малика («CITY CAFE» ЯТТ) томонидан мазкур шартномани Ўзбекистон Республикаси Ягона интерактив давлат хизматлари портали орқали 2026 йил 1-июл да келиб тушган А-26-EU8OU-сон аризага биноан тузди.</w:t>
+        <w:t xml:space="preserve">2026 йил 1-июл          А-26-Z3MVK-сон                                        Тошкент шаҳри ш.</w:t>
+      </w:r>
+    </w:p>
+    <w:p/>
+    <w:p>
+      <w:pPr>
+        <w:spacing w:after="0" w:line="240" w:lineRule="auto"/>
+        <w:ind w:firstLine="851"/>
+        <w:jc w:val="both"/>
+      </w:pPr>
+      <w:r>
+        <w:rPr>
+          <w:rFonts w:ascii="Times New Roman" w:hAnsi="Times New Roman" w:cs="Times New Roman"/>
+          <w:sz w:val="28"/>
+          <w:szCs w:val="28"/>
+          <w:lang w:val="uz-Cyrl-UZ"/>
+        </w:rPr>
+        <w:t xml:space="preserve">Кейинги ўринларда “Ижарага берувчи” деб номланадиган Тошкент шаҳар ҳокимияти томонидан ва кейинги ўринларда “Ижарага олувчи” деб номланадиган Қодирова Зухра («CITY CAFE» ЯТТ) томонидан мазкур шартномани Ўзбекистон Республикаси Ягона интерактив давлат хизматлари портали орқали 2026 йил 1-июл да келиб тушган А-26-Z3MVK-сон аризага биноан тузди.</w:t>
       </w:r>
     </w:p>
     <w:p/>
@@ -120,7 +120,7 @@
           <w:szCs w:val="28"/>
           <w:lang w:val="uz-Cyrl-UZ"/>
         </w:rPr>
-        <w:t xml:space="preserve">1.2. Ижарага берувчи ер участкасини 2026 йил 1-июл дан 1 (бир) йил муддатга ижарага беради, Ижарага олувчи эса ўзига тегишли бўлган Тошкент шаҳрининг Мирзо-Улуғбек туманидаги Мирзо-Улуғбек тумани, Олмазор кўчаси, №111 манзилда жойлашган «CITY CAFE» ЯТТ объекти (ер участкаси)га туташ ҳудуддаги кейинчалик “Ер участкаси” деб номланувчи 52 кв.м ер майдонни Умумий овқатланиш фаолиятини ташкил этиш учун ижарага олади.</w:t>
+        <w:t xml:space="preserve">1.2. Ижарага берувчи ер участкасини 2026 йил 1-июл дан 1 (бир) йил муддатга ижарага беради, Ижарага олувчи эса ўзига тегишли бўлган Тошкент шаҳрининг Мирзо-Улуғбек туманидаги Мирзо-Улуғбек тумани, Ибн Сино кўчаси, №98 манзилда жойлашган «CITY CAFE» ЯТТ объекти (ер участкаси)га туташ ҳудуддаги кейинчалик “Ер участкаси” деб номланувчи 64 кв.м ер майдонни Савдо фаолиятини ташкил этиш учун ижарага олади.</w:t>
       </w:r>
     </w:p>
     <w:p/>
@@ -257,24 +257,24 @@
           <w:szCs w:val="28"/>
           <w:lang w:val="uz-Cyrl-UZ"/>
         </w:rPr>
-        <w:t xml:space="preserve">2.5. Ер участкаси тадбиркорлик фаолиятини амалга ошириш учун берилади ва қуйидаги мақсадда фойдаланилади: Хизмат.</w:t>
-      </w:r>
-    </w:p>
-    <w:p/>
-    <w:p>
-      <w:pPr>
-        <w:spacing w:after="0" w:line="240" w:lineRule="auto"/>
-        <w:ind w:firstLine="851"/>
-        <w:jc w:val="both"/>
-      </w:pPr>
-      <w:r>
-        <w:rPr>
-          <w:rFonts w:ascii="Times New Roman" w:hAnsi="Times New Roman" w:cs="Times New Roman"/>
-          <w:sz w:val="28"/>
-          <w:szCs w:val="28"/>
-          <w:lang w:val="uz-Cyrl-UZ"/>
-        </w:rPr>
-        <w:t xml:space="preserve">2.6. Объект жойлашган кўча тури: Шох (магистрал). Кадастр рақами: 10:11:01:09:07:0108.</w:t>
+        <w:t xml:space="preserve">2.5. Ер участкаси тадбиркорлик фаолиятини амалга ошириш учун берилади ва қуйидаги мақсадда фойдаланилади: Савдо.</w:t>
+      </w:r>
+    </w:p>
+    <w:p/>
+    <w:p>
+      <w:pPr>
+        <w:spacing w:after="0" w:line="240" w:lineRule="auto"/>
+        <w:ind w:firstLine="851"/>
+        <w:jc w:val="both"/>
+      </w:pPr>
+      <w:r>
+        <w:rPr>
+          <w:rFonts w:ascii="Times New Roman" w:hAnsi="Times New Roman" w:cs="Times New Roman"/>
+          <w:sz w:val="28"/>
+          <w:szCs w:val="28"/>
+          <w:lang w:val="uz-Cyrl-UZ"/>
+        </w:rPr>
+        <w:t xml:space="preserve">2.6. Объект жойлашган кўча тури: Ички. Кадастр рақами: 10:11:04:01:06:0108.</w:t>
       </w:r>
     </w:p>
     <w:p/>
@@ -343,7 +343,7 @@
           <w:szCs w:val="28"/>
           <w:lang w:val="uz-Cyrl-UZ"/>
         </w:rPr>
-        <w:t xml:space="preserve">3.3. Ер участкаси учун йиллик ижара тўлови 28 080 000 сўмни ташкил этади ва йиллик ижара тўлов суммасининг тенг миқдорга бўлган ҳолда ҳар ойда (ойлик 2 340 000 сўм) амалга оширилади.</w:t>
+        <w:t xml:space="preserve">3.3. Ер участкаси учун йиллик ижара тўлови 34 560 000 сўмни ташкил этади ва йиллик ижара тўлов суммасининг тенг миқдорга бўлган ҳолда ҳар ойда (ойлик 2 880 000 сўм) амалга оширилади.</w:t>
       </w:r>
     </w:p>
     <w:p/>
@@ -1218,7 +1218,7 @@
                 <w:szCs w:val="28"/>
                 <w:lang w:val="uz-Cyrl-UZ"/>
               </w:rPr>
-              <w:t xml:space="preserve">ФИО: Юлдашева Малика</w:t>
+              <w:t xml:space="preserve">ФИО: Қодирова Зухра</w:t>
             </w:r>
           </w:p>
           <w:p>
@@ -1233,7 +1233,7 @@
                 <w:szCs w:val="28"/>
                 <w:lang w:val="uz-Cyrl-UZ"/>
               </w:rPr>
-              <w:t xml:space="preserve">Манзил: Мирзо-Улуғбек тумани, Олмазор кўчаси, №111</w:t>
+              <w:t xml:space="preserve">Манзил: Мирзо-Улуғбек тумани, Ибн Сино кўчаси, №98</w:t>
             </w:r>
           </w:p>
           <w:p>
@@ -1248,7 +1248,7 @@
                 <w:szCs w:val="28"/>
                 <w:lang w:val="uz-Cyrl-UZ"/>
               </w:rPr>
-              <w:t xml:space="preserve">СТИР (ЖШШИР): 30000000033333</w:t>
+              <w:t xml:space="preserve">СТИР (ЖШШИР): 30000000066666</w:t>
             </w:r>
           </w:p>
           <w:p>
@@ -1335,7 +1335,7 @@
           <w:szCs w:val="28"/>
           <w:lang w:val="uz-Cyrl-UZ"/>
         </w:rPr>
-        <w:t xml:space="preserve">А-26-EU8OU-сонли шартномага</w:t>
+        <w:t xml:space="preserve">А-26-Z3MVK-сонли шартномага</w:t>
       </w:r>
     </w:p>
     <w:p>
@@ -1473,7 +1473,7 @@
                 <w:szCs w:val="28"/>
                 <w:lang w:val="uz-Cyrl-UZ"/>
               </w:rPr>
-              <w:t xml:space="preserve">2 340 000.00 сўм</w:t>
+              <w:t xml:space="preserve">2 880 000.00 сўм</w:t>
             </w:r>
           </w:p>
         </w:tc>
@@ -1544,7 +1544,7 @@
                 <w:szCs w:val="28"/>
                 <w:lang w:val="uz-Cyrl-UZ"/>
               </w:rPr>
-              <w:t xml:space="preserve">2 340 000.00 сўм</w:t>
+              <w:t xml:space="preserve">2 880 000.00 сўм</w:t>
             </w:r>
           </w:p>
         </w:tc>
@@ -1615,7 +1615,7 @@
                 <w:szCs w:val="28"/>
                 <w:lang w:val="uz-Cyrl-UZ"/>
               </w:rPr>
-              <w:t xml:space="preserve">2 340 000.00 сўм</w:t>
+              <w:t xml:space="preserve">2 880 000.00 сўм</w:t>
             </w:r>
           </w:p>
         </w:tc>
@@ -1686,7 +1686,7 @@
                 <w:szCs w:val="28"/>
                 <w:lang w:val="uz-Cyrl-UZ"/>
               </w:rPr>
-              <w:t xml:space="preserve">2 340 000.00 сўм</w:t>
+              <w:t xml:space="preserve">2 880 000.00 сўм</w:t>
             </w:r>
           </w:p>
         </w:tc>
@@ -1757,7 +1757,7 @@
                 <w:szCs w:val="28"/>
                 <w:lang w:val="uz-Cyrl-UZ"/>
               </w:rPr>
-              <w:t xml:space="preserve">2 340 000.00 сўм</w:t>
+              <w:t xml:space="preserve">2 880 000.00 сўм</w:t>
             </w:r>
           </w:p>
         </w:tc>
@@ -1828,7 +1828,7 @@
                 <w:szCs w:val="28"/>
                 <w:lang w:val="uz-Cyrl-UZ"/>
               </w:rPr>
-              <w:t xml:space="preserve">2 340 000.00 сўм</w:t>
+              <w:t xml:space="preserve">2 880 000.00 сўм</w:t>
             </w:r>
           </w:p>
         </w:tc>
@@ -1899,7 +1899,7 @@
                 <w:szCs w:val="28"/>
                 <w:lang w:val="uz-Cyrl-UZ"/>
               </w:rPr>
-              <w:t xml:space="preserve">2 340 000.00 сўм</w:t>
+              <w:t xml:space="preserve">2 880 000.00 сўм</w:t>
             </w:r>
           </w:p>
         </w:tc>
@@ -1970,7 +1970,7 @@
                 <w:szCs w:val="28"/>
                 <w:lang w:val="uz-Cyrl-UZ"/>
               </w:rPr>
-              <w:t xml:space="preserve">2 340 000.00 сўм</w:t>
+              <w:t xml:space="preserve">2 880 000.00 сўм</w:t>
             </w:r>
           </w:p>
         </w:tc>
@@ -2041,7 +2041,7 @@
                 <w:szCs w:val="28"/>
                 <w:lang w:val="uz-Cyrl-UZ"/>
               </w:rPr>
-              <w:t xml:space="preserve">2 340 000.00 сўм</w:t>
+              <w:t xml:space="preserve">2 880 000.00 сўм</w:t>
             </w:r>
           </w:p>
         </w:tc>
@@ -2112,7 +2112,7 @@
                 <w:szCs w:val="28"/>
                 <w:lang w:val="uz-Cyrl-UZ"/>
               </w:rPr>
-              <w:t xml:space="preserve">2 340 000.00 сўм</w:t>
+              <w:t xml:space="preserve">2 880 000.00 сўм</w:t>
             </w:r>
           </w:p>
         </w:tc>
@@ -2183,7 +2183,7 @@
                 <w:szCs w:val="28"/>
                 <w:lang w:val="uz-Cyrl-UZ"/>
               </w:rPr>
-              <w:t xml:space="preserve">2 340 000.00 сўм</w:t>
+              <w:t xml:space="preserve">2 880 000.00 сўм</w:t>
             </w:r>
           </w:p>
         </w:tc>
@@ -2254,7 +2254,7 @@
                 <w:szCs w:val="28"/>
                 <w:lang w:val="uz-Cyrl-UZ"/>
               </w:rPr>
-              <w:t xml:space="preserve">2 340 000.00 сўм</w:t>
+              <w:t xml:space="preserve">2 880 000.00 сўм</w:t>
             </w:r>
           </w:p>
         </w:tc>
@@ -2323,7 +2323,7 @@
                 <w:szCs w:val="28"/>
                 <w:lang w:val="uz-Cyrl-UZ"/>
               </w:rPr>
-              <w:t xml:space="preserve">28 080 000.00 сўм</w:t>
+              <w:t xml:space="preserve">34 560 000.00 сўм</w:t>
             </w:r>
           </w:p>
         </w:tc>
@@ -2516,7 +2516,7 @@
                 <w:szCs w:val="28"/>
                 <w:lang w:val="uz-Cyrl-UZ"/>
               </w:rPr>
-              <w:t xml:space="preserve">Юлдашева Малика</w:t>
+              <w:t xml:space="preserve">Қодирова Зухра</w:t>
             </w:r>
           </w:p>
         </w:tc>
